--- a/8-资源管理/流程制度规范类文件/TJTY-ITSS-0807-运维服务服务供应商管理制度.docx
+++ b/8-资源管理/流程制度规范类文件/TJTY-ITSS-0807-运维服务服务供应商管理制度.docx
@@ -3056,7 +3056,7 @@
             <w:fldChar w:fldCharType="begin"/>
           </w:r>
           <w:r>
-            <w:instrText xml:space="preserve"> HYPERLINK \l _Toc19300 </w:instrText>
+            <w:instrText xml:space="preserve"> HYPERLINK \l _Toc19726 </w:instrText>
           </w:r>
           <w:r>
             <w:fldChar w:fldCharType="separate"/>
@@ -3077,7 +3077,7 @@
             <w:fldChar w:fldCharType="begin"/>
           </w:r>
           <w:r>
-            <w:instrText xml:space="preserve"> PAGEREF _Toc19300 \h </w:instrText>
+            <w:instrText xml:space="preserve"> PAGEREF _Toc19726 \h </w:instrText>
           </w:r>
           <w:r>
             <w:fldChar w:fldCharType="separate"/>
@@ -3103,7 +3103,7 @@
             <w:fldChar w:fldCharType="begin"/>
           </w:r>
           <w:r>
-            <w:instrText xml:space="preserve"> HYPERLINK \l _Toc6530 </w:instrText>
+            <w:instrText xml:space="preserve"> HYPERLINK \l _Toc21447 </w:instrText>
           </w:r>
           <w:r>
             <w:fldChar w:fldCharType="separate"/>
@@ -3124,7 +3124,7 @@
             <w:fldChar w:fldCharType="begin"/>
           </w:r>
           <w:r>
-            <w:instrText xml:space="preserve"> PAGEREF _Toc6530 \h </w:instrText>
+            <w:instrText xml:space="preserve"> PAGEREF _Toc21447 \h </w:instrText>
           </w:r>
           <w:r>
             <w:fldChar w:fldCharType="separate"/>
@@ -3150,7 +3150,7 @@
             <w:fldChar w:fldCharType="begin"/>
           </w:r>
           <w:r>
-            <w:instrText xml:space="preserve"> HYPERLINK \l _Toc8571 </w:instrText>
+            <w:instrText xml:space="preserve"> HYPERLINK \l _Toc28306 </w:instrText>
           </w:r>
           <w:r>
             <w:fldChar w:fldCharType="separate"/>
@@ -3171,7 +3171,7 @@
             <w:fldChar w:fldCharType="begin"/>
           </w:r>
           <w:r>
-            <w:instrText xml:space="preserve"> PAGEREF _Toc8571 \h </w:instrText>
+            <w:instrText xml:space="preserve"> PAGEREF _Toc28306 \h </w:instrText>
           </w:r>
           <w:r>
             <w:fldChar w:fldCharType="separate"/>
@@ -3197,7 +3197,7 @@
             <w:fldChar w:fldCharType="begin"/>
           </w:r>
           <w:r>
-            <w:instrText xml:space="preserve"> HYPERLINK \l _Toc5320 </w:instrText>
+            <w:instrText xml:space="preserve"> HYPERLINK \l _Toc19641 </w:instrText>
           </w:r>
           <w:r>
             <w:fldChar w:fldCharType="separate"/>
@@ -3218,7 +3218,7 @@
             <w:fldChar w:fldCharType="begin"/>
           </w:r>
           <w:r>
-            <w:instrText xml:space="preserve"> PAGEREF _Toc5320 \h </w:instrText>
+            <w:instrText xml:space="preserve"> PAGEREF _Toc19641 \h </w:instrText>
           </w:r>
           <w:r>
             <w:fldChar w:fldCharType="separate"/>
@@ -3244,7 +3244,7 @@
             <w:fldChar w:fldCharType="begin"/>
           </w:r>
           <w:r>
-            <w:instrText xml:space="preserve"> HYPERLINK \l _Toc12969 </w:instrText>
+            <w:instrText xml:space="preserve"> HYPERLINK \l _Toc13404 </w:instrText>
           </w:r>
           <w:r>
             <w:fldChar w:fldCharType="separate"/>
@@ -3265,7 +3265,7 @@
             <w:fldChar w:fldCharType="begin"/>
           </w:r>
           <w:r>
-            <w:instrText xml:space="preserve"> PAGEREF _Toc12969 \h </w:instrText>
+            <w:instrText xml:space="preserve"> PAGEREF _Toc13404 \h </w:instrText>
           </w:r>
           <w:r>
             <w:fldChar w:fldCharType="separate"/>
@@ -3291,7 +3291,7 @@
             <w:fldChar w:fldCharType="begin"/>
           </w:r>
           <w:r>
-            <w:instrText xml:space="preserve"> HYPERLINK \l _Toc25945 </w:instrText>
+            <w:instrText xml:space="preserve"> HYPERLINK \l _Toc3609 </w:instrText>
           </w:r>
           <w:r>
             <w:fldChar w:fldCharType="separate"/>
@@ -3312,7 +3312,7 @@
             <w:fldChar w:fldCharType="begin"/>
           </w:r>
           <w:r>
-            <w:instrText xml:space="preserve"> PAGEREF _Toc25945 \h </w:instrText>
+            <w:instrText xml:space="preserve"> PAGEREF _Toc3609 \h </w:instrText>
           </w:r>
           <w:r>
             <w:fldChar w:fldCharType="separate"/>
@@ -3338,7 +3338,7 @@
             <w:fldChar w:fldCharType="begin"/>
           </w:r>
           <w:r>
-            <w:instrText xml:space="preserve"> HYPERLINK \l _Toc3389 </w:instrText>
+            <w:instrText xml:space="preserve"> HYPERLINK \l _Toc18981 </w:instrText>
           </w:r>
           <w:r>
             <w:fldChar w:fldCharType="separate"/>
@@ -3359,7 +3359,7 @@
             <w:fldChar w:fldCharType="begin"/>
           </w:r>
           <w:r>
-            <w:instrText xml:space="preserve"> PAGEREF _Toc3389 \h </w:instrText>
+            <w:instrText xml:space="preserve"> PAGEREF _Toc18981 \h </w:instrText>
           </w:r>
           <w:r>
             <w:fldChar w:fldCharType="separate"/>
@@ -3385,7 +3385,7 @@
             <w:fldChar w:fldCharType="begin"/>
           </w:r>
           <w:r>
-            <w:instrText xml:space="preserve"> HYPERLINK \l _Toc26344 </w:instrText>
+            <w:instrText xml:space="preserve"> HYPERLINK \l _Toc2222 </w:instrText>
           </w:r>
           <w:r>
             <w:fldChar w:fldCharType="separate"/>
@@ -3406,7 +3406,7 @@
             <w:fldChar w:fldCharType="begin"/>
           </w:r>
           <w:r>
-            <w:instrText xml:space="preserve"> PAGEREF _Toc26344 \h </w:instrText>
+            <w:instrText xml:space="preserve"> PAGEREF _Toc2222 \h </w:instrText>
           </w:r>
           <w:r>
             <w:fldChar w:fldCharType="separate"/>
@@ -3432,7 +3432,7 @@
             <w:fldChar w:fldCharType="begin"/>
           </w:r>
           <w:r>
-            <w:instrText xml:space="preserve"> HYPERLINK \l _Toc29262 </w:instrText>
+            <w:instrText xml:space="preserve"> HYPERLINK \l _Toc18874 </w:instrText>
           </w:r>
           <w:r>
             <w:fldChar w:fldCharType="separate"/>
@@ -3453,7 +3453,7 @@
             <w:fldChar w:fldCharType="begin"/>
           </w:r>
           <w:r>
-            <w:instrText xml:space="preserve"> PAGEREF _Toc29262 \h </w:instrText>
+            <w:instrText xml:space="preserve"> PAGEREF _Toc18874 \h </w:instrText>
           </w:r>
           <w:r>
             <w:fldChar w:fldCharType="separate"/>
@@ -3479,7 +3479,7 @@
             <w:fldChar w:fldCharType="begin"/>
           </w:r>
           <w:r>
-            <w:instrText xml:space="preserve"> HYPERLINK \l _Toc8601 </w:instrText>
+            <w:instrText xml:space="preserve"> HYPERLINK \l _Toc21134 </w:instrText>
           </w:r>
           <w:r>
             <w:fldChar w:fldCharType="separate"/>
@@ -3500,7 +3500,7 @@
             <w:fldChar w:fldCharType="begin"/>
           </w:r>
           <w:r>
-            <w:instrText xml:space="preserve"> PAGEREF _Toc8601 \h </w:instrText>
+            <w:instrText xml:space="preserve"> PAGEREF _Toc21134 \h </w:instrText>
           </w:r>
           <w:r>
             <w:fldChar w:fldCharType="separate"/>
@@ -3526,7 +3526,7 @@
             <w:fldChar w:fldCharType="begin"/>
           </w:r>
           <w:r>
-            <w:instrText xml:space="preserve"> HYPERLINK \l _Toc3893 </w:instrText>
+            <w:instrText xml:space="preserve"> HYPERLINK \l _Toc20055 </w:instrText>
           </w:r>
           <w:r>
             <w:fldChar w:fldCharType="separate"/>
@@ -3547,7 +3547,7 @@
             <w:fldChar w:fldCharType="begin"/>
           </w:r>
           <w:r>
-            <w:instrText xml:space="preserve"> PAGEREF _Toc3893 \h </w:instrText>
+            <w:instrText xml:space="preserve"> PAGEREF _Toc20055 \h </w:instrText>
           </w:r>
           <w:r>
             <w:fldChar w:fldCharType="separate"/>
@@ -3573,7 +3573,7 @@
             <w:fldChar w:fldCharType="begin"/>
           </w:r>
           <w:r>
-            <w:instrText xml:space="preserve"> HYPERLINK \l _Toc17430 </w:instrText>
+            <w:instrText xml:space="preserve"> HYPERLINK \l _Toc27036 </w:instrText>
           </w:r>
           <w:r>
             <w:fldChar w:fldCharType="separate"/>
@@ -3594,7 +3594,7 @@
             <w:fldChar w:fldCharType="begin"/>
           </w:r>
           <w:r>
-            <w:instrText xml:space="preserve"> PAGEREF _Toc17430 \h </w:instrText>
+            <w:instrText xml:space="preserve"> PAGEREF _Toc27036 \h </w:instrText>
           </w:r>
           <w:r>
             <w:fldChar w:fldCharType="separate"/>
@@ -3620,7 +3620,7 @@
             <w:fldChar w:fldCharType="begin"/>
           </w:r>
           <w:r>
-            <w:instrText xml:space="preserve"> HYPERLINK \l _Toc7110 </w:instrText>
+            <w:instrText xml:space="preserve"> HYPERLINK \l _Toc14241 </w:instrText>
           </w:r>
           <w:r>
             <w:fldChar w:fldCharType="separate"/>
@@ -3641,7 +3641,7 @@
             <w:fldChar w:fldCharType="begin"/>
           </w:r>
           <w:r>
-            <w:instrText xml:space="preserve"> PAGEREF _Toc7110 \h </w:instrText>
+            <w:instrText xml:space="preserve"> PAGEREF _Toc14241 \h </w:instrText>
           </w:r>
           <w:r>
             <w:fldChar w:fldCharType="separate"/>
@@ -3667,7 +3667,7 @@
             <w:fldChar w:fldCharType="begin"/>
           </w:r>
           <w:r>
-            <w:instrText xml:space="preserve"> HYPERLINK \l _Toc9075 </w:instrText>
+            <w:instrText xml:space="preserve"> HYPERLINK \l _Toc19210 </w:instrText>
           </w:r>
           <w:r>
             <w:fldChar w:fldCharType="separate"/>
@@ -3688,7 +3688,7 @@
             <w:fldChar w:fldCharType="begin"/>
           </w:r>
           <w:r>
-            <w:instrText xml:space="preserve"> PAGEREF _Toc9075 \h </w:instrText>
+            <w:instrText xml:space="preserve"> PAGEREF _Toc19210 \h </w:instrText>
           </w:r>
           <w:r>
             <w:fldChar w:fldCharType="separate"/>
@@ -3776,7 +3776,7 @@
         <w:fldChar w:fldCharType="begin"/>
       </w:r>
       <w:r>
-        <w:instrText xml:space="preserve"> HYPERLINK \l _Toc13479 </w:instrText>
+        <w:instrText xml:space="preserve"> HYPERLINK \l _Toc11578 </w:instrText>
       </w:r>
       <w:r>
         <w:fldChar w:fldCharType="separate"/>
@@ -3793,7 +3793,7 @@
           <w:rFonts w:hint="default"/>
           <w:lang w:val="en-US" w:eastAsia="zh-CN"/>
         </w:rPr>
-        <w:t>4</w:t>
+        <w:t>3</w:t>
       </w:r>
       <w:r>
         <w:rPr>
@@ -3822,7 +3822,7 @@
         <w:fldChar w:fldCharType="begin"/>
       </w:r>
       <w:r>
-        <w:instrText xml:space="preserve"> PAGEREF _Toc13479 \h </w:instrText>
+        <w:instrText xml:space="preserve"> PAGEREF _Toc11578 \h </w:instrText>
       </w:r>
       <w:r>
         <w:fldChar w:fldCharType="separate"/>
@@ -3848,7 +3848,7 @@
         <w:fldChar w:fldCharType="begin"/>
       </w:r>
       <w:r>
-        <w:instrText xml:space="preserve"> HYPERLINK \l _Toc15726 </w:instrText>
+        <w:instrText xml:space="preserve"> HYPERLINK \l _Toc16486 </w:instrText>
       </w:r>
       <w:r>
         <w:fldChar w:fldCharType="separate"/>
@@ -3865,7 +3865,7 @@
           <w:rFonts w:hint="default"/>
           <w:lang w:val="en-US" w:eastAsia="zh-CN"/>
         </w:rPr>
-        <w:t>4</w:t>
+        <w:t>5</w:t>
       </w:r>
       <w:r>
         <w:rPr>
@@ -3894,7 +3894,7 @@
         <w:fldChar w:fldCharType="begin"/>
       </w:r>
       <w:r>
-        <w:instrText xml:space="preserve"> PAGEREF _Toc15726 \h </w:instrText>
+        <w:instrText xml:space="preserve"> PAGEREF _Toc16486 \h </w:instrText>
       </w:r>
       <w:r>
         <w:fldChar w:fldCharType="separate"/>
@@ -3920,7 +3920,7 @@
         <w:fldChar w:fldCharType="begin"/>
       </w:r>
       <w:r>
-        <w:instrText xml:space="preserve"> HYPERLINK \l _Toc13009 </w:instrText>
+        <w:instrText xml:space="preserve"> HYPERLINK \l _Toc27201 </w:instrText>
       </w:r>
       <w:r>
         <w:fldChar w:fldCharType="separate"/>
@@ -3930,37 +3930,23 @@
           <w:rFonts w:hint="eastAsia"/>
           <w:lang w:val="en-US" w:eastAsia="zh-CN"/>
         </w:rPr>
-        <w:t xml:space="preserve">表 </w:t>
+        <w:t>表 5-</w:t>
+      </w:r>
+      <w:r>
+        <w:t xml:space="preserve">2 </w:t>
       </w:r>
       <w:r>
         <w:rPr>
           <w:rFonts w:hint="default"/>
           <w:lang w:val="en-US" w:eastAsia="zh-CN"/>
         </w:rPr>
-        <w:t>4</w:t>
+        <w:t xml:space="preserve"> </w:t>
       </w:r>
       <w:r>
         <w:rPr>
           <w:rFonts w:hint="eastAsia"/>
           <w:lang w:val="en-US" w:eastAsia="zh-CN"/>
         </w:rPr>
-        <w:t>-</w:t>
-      </w:r>
-      <w:r>
-        <w:t xml:space="preserve">1 </w:t>
-      </w:r>
-      <w:r>
-        <w:rPr>
-          <w:rFonts w:hint="default"/>
-          <w:lang w:val="en-US" w:eastAsia="zh-CN"/>
-        </w:rPr>
-        <w:t xml:space="preserve"> </w:t>
-      </w:r>
-      <w:r>
-        <w:rPr>
-          <w:rFonts w:hint="eastAsia"/>
-          <w:lang w:val="en-US" w:eastAsia="zh-CN"/>
-        </w:rPr>
         <w:t>供应商信息调查内容表</w:t>
       </w:r>
       <w:r>
@@ -3970,7 +3956,7 @@
         <w:fldChar w:fldCharType="begin"/>
       </w:r>
       <w:r>
-        <w:instrText xml:space="preserve"> PAGEREF _Toc13009 \h </w:instrText>
+        <w:instrText xml:space="preserve"> PAGEREF _Toc27201 \h </w:instrText>
       </w:r>
       <w:r>
         <w:fldChar w:fldCharType="separate"/>
@@ -3996,7 +3982,7 @@
         <w:fldChar w:fldCharType="begin"/>
       </w:r>
       <w:r>
-        <w:instrText xml:space="preserve"> HYPERLINK \l _Toc18784 </w:instrText>
+        <w:instrText xml:space="preserve"> HYPERLINK \l _Toc11081 </w:instrText>
       </w:r>
       <w:r>
         <w:fldChar w:fldCharType="separate"/>
@@ -4006,37 +3992,23 @@
           <w:rFonts w:hint="eastAsia"/>
           <w:lang w:val="en-US" w:eastAsia="zh-CN"/>
         </w:rPr>
-        <w:t xml:space="preserve">表 </w:t>
+        <w:t>表 5-</w:t>
+      </w:r>
+      <w:r>
+        <w:t xml:space="preserve">3 </w:t>
       </w:r>
       <w:r>
         <w:rPr>
           <w:rFonts w:hint="default"/>
           <w:lang w:val="en-US" w:eastAsia="zh-CN"/>
         </w:rPr>
-        <w:t>4</w:t>
+        <w:t xml:space="preserve"> </w:t>
       </w:r>
       <w:r>
         <w:rPr>
           <w:rFonts w:hint="eastAsia"/>
           <w:lang w:val="en-US" w:eastAsia="zh-CN"/>
         </w:rPr>
-        <w:t>-</w:t>
-      </w:r>
-      <w:r>
-        <w:t xml:space="preserve">1 </w:t>
-      </w:r>
-      <w:r>
-        <w:rPr>
-          <w:rFonts w:hint="default"/>
-          <w:lang w:val="en-US" w:eastAsia="zh-CN"/>
-        </w:rPr>
-        <w:t xml:space="preserve"> </w:t>
-      </w:r>
-      <w:r>
-        <w:rPr>
-          <w:rFonts w:hint="eastAsia"/>
-          <w:lang w:val="en-US" w:eastAsia="zh-CN"/>
-        </w:rPr>
         <w:t>供应商档案管理要求表</w:t>
       </w:r>
       <w:r>
@@ -4046,7 +4018,7 @@
         <w:fldChar w:fldCharType="begin"/>
       </w:r>
       <w:r>
-        <w:instrText xml:space="preserve"> PAGEREF _Toc18784 \h </w:instrText>
+        <w:instrText xml:space="preserve"> PAGEREF _Toc11081 \h </w:instrText>
       </w:r>
       <w:r>
         <w:fldChar w:fldCharType="separate"/>
@@ -4072,7 +4044,7 @@
         <w:fldChar w:fldCharType="begin"/>
       </w:r>
       <w:r>
-        <w:instrText xml:space="preserve"> HYPERLINK \l _Toc15263 </w:instrText>
+        <w:instrText xml:space="preserve"> HYPERLINK \l _Toc25598 </w:instrText>
       </w:r>
       <w:r>
         <w:fldChar w:fldCharType="separate"/>
@@ -4089,7 +4061,7 @@
           <w:rFonts w:hint="default"/>
           <w:lang w:val="en-US" w:eastAsia="zh-CN"/>
         </w:rPr>
-        <w:t>4</w:t>
+        <w:t>5</w:t>
       </w:r>
       <w:r>
         <w:rPr>
@@ -4099,7 +4071,7 @@
         <w:t>-</w:t>
       </w:r>
       <w:r>
-        <w:t xml:space="preserve">1 </w:t>
+        <w:t xml:space="preserve">4 </w:t>
       </w:r>
       <w:r>
         <w:rPr>
@@ -4122,7 +4094,7 @@
         <w:fldChar w:fldCharType="begin"/>
       </w:r>
       <w:r>
-        <w:instrText xml:space="preserve"> PAGEREF _Toc15263 \h </w:instrText>
+        <w:instrText xml:space="preserve"> PAGEREF _Toc25598 \h </w:instrText>
       </w:r>
       <w:r>
         <w:fldChar w:fldCharType="separate"/>
@@ -4148,7 +4120,7 @@
         <w:fldChar w:fldCharType="begin"/>
       </w:r>
       <w:r>
-        <w:instrText xml:space="preserve"> HYPERLINK \l _Toc9546 </w:instrText>
+        <w:instrText xml:space="preserve"> HYPERLINK \l _Toc21898 </w:instrText>
       </w:r>
       <w:r>
         <w:fldChar w:fldCharType="separate"/>
@@ -4158,37 +4130,23 @@
           <w:rFonts w:hint="eastAsia"/>
           <w:lang w:val="en-US" w:eastAsia="zh-CN"/>
         </w:rPr>
-        <w:t xml:space="preserve">表 </w:t>
+        <w:t>表 5-</w:t>
+      </w:r>
+      <w:r>
+        <w:t xml:space="preserve">5 </w:t>
       </w:r>
       <w:r>
         <w:rPr>
           <w:rFonts w:hint="default"/>
           <w:lang w:val="en-US" w:eastAsia="zh-CN"/>
         </w:rPr>
-        <w:t>4</w:t>
+        <w:t xml:space="preserve"> </w:t>
       </w:r>
       <w:r>
         <w:rPr>
           <w:rFonts w:hint="eastAsia"/>
           <w:lang w:val="en-US" w:eastAsia="zh-CN"/>
         </w:rPr>
-        <w:t>-</w:t>
-      </w:r>
-      <w:r>
-        <w:t xml:space="preserve">1 </w:t>
-      </w:r>
-      <w:r>
-        <w:rPr>
-          <w:rFonts w:hint="default"/>
-          <w:lang w:val="en-US" w:eastAsia="zh-CN"/>
-        </w:rPr>
-        <w:t xml:space="preserve"> </w:t>
-      </w:r>
-      <w:r>
-        <w:rPr>
-          <w:rFonts w:hint="eastAsia"/>
-          <w:lang w:val="en-US" w:eastAsia="zh-CN"/>
-        </w:rPr>
         <w:t>供应商激励与改进措施表</w:t>
       </w:r>
       <w:r>
@@ -4198,7 +4156,7 @@
         <w:fldChar w:fldCharType="begin"/>
       </w:r>
       <w:r>
-        <w:instrText xml:space="preserve"> PAGEREF _Toc9546 \h </w:instrText>
+        <w:instrText xml:space="preserve"> PAGEREF _Toc21898 \h </w:instrText>
       </w:r>
       <w:r>
         <w:fldChar w:fldCharType="separate"/>
@@ -4224,7 +4182,7 @@
         <w:fldChar w:fldCharType="begin"/>
       </w:r>
       <w:r>
-        <w:instrText xml:space="preserve"> HYPERLINK \l _Toc5541 </w:instrText>
+        <w:instrText xml:space="preserve"> HYPERLINK \l _Toc11466 </w:instrText>
       </w:r>
       <w:r>
         <w:fldChar w:fldCharType="separate"/>
@@ -4241,7 +4199,7 @@
           <w:rFonts w:hint="default"/>
           <w:lang w:val="en-US" w:eastAsia="zh-CN"/>
         </w:rPr>
-        <w:t>4</w:t>
+        <w:t>5</w:t>
       </w:r>
       <w:r>
         <w:rPr>
@@ -4251,7 +4209,7 @@
         <w:t>-</w:t>
       </w:r>
       <w:r>
-        <w:t xml:space="preserve">1 </w:t>
+        <w:t xml:space="preserve">6 </w:t>
       </w:r>
       <w:r>
         <w:rPr>
@@ -4274,7 +4232,7 @@
         <w:fldChar w:fldCharType="begin"/>
       </w:r>
       <w:r>
-        <w:instrText xml:space="preserve"> PAGEREF _Toc5541 \h </w:instrText>
+        <w:instrText xml:space="preserve"> PAGEREF _Toc11466 \h </w:instrText>
       </w:r>
       <w:r>
         <w:fldChar w:fldCharType="separate"/>
@@ -4300,7 +4258,7 @@
         <w:fldChar w:fldCharType="begin"/>
       </w:r>
       <w:r>
-        <w:instrText xml:space="preserve"> HYPERLINK \l _Toc31080 </w:instrText>
+        <w:instrText xml:space="preserve"> HYPERLINK \l _Toc4720 </w:instrText>
       </w:r>
       <w:r>
         <w:fldChar w:fldCharType="separate"/>
@@ -4317,7 +4275,7 @@
           <w:rFonts w:hint="default"/>
           <w:lang w:val="en-US" w:eastAsia="zh-CN"/>
         </w:rPr>
-        <w:t>4</w:t>
+        <w:t>7</w:t>
       </w:r>
       <w:r>
         <w:rPr>
@@ -4350,7 +4308,7 @@
         <w:fldChar w:fldCharType="begin"/>
       </w:r>
       <w:r>
-        <w:instrText xml:space="preserve"> PAGEREF _Toc31080 \h </w:instrText>
+        <w:instrText xml:space="preserve"> PAGEREF _Toc4720 \h </w:instrText>
       </w:r>
       <w:r>
         <w:fldChar w:fldCharType="separate"/>
@@ -4401,6 +4359,140 @@
         <w:bidi w:val="0"/>
         <w:adjustRightInd w:val="0"/>
         <w:snapToGrid w:val="0"/>
+        <w:jc w:val="center"/>
+        <w:textAlignment w:val="baseline"/>
+        <w:rPr>
+          <w:rFonts w:hint="eastAsia" w:eastAsia="宋体"/>
+          <w:lang w:val="en-US" w:eastAsia="zh-CN"/>
+        </w:rPr>
+      </w:pPr>
+      <w:r>
+        <w:rPr>
+          <w:rFonts w:hint="eastAsia"/>
+          <w:lang w:val="en-US" w:eastAsia="zh-CN"/>
+        </w:rPr>
+        <w:t>图目录</w:t>
+      </w:r>
+    </w:p>
+    <w:p>
+      <w:pPr>
+        <w:pStyle w:val="17"/>
+        <w:tabs>
+          <w:tab w:val="right" w:leader="dot" w:pos="8306"/>
+        </w:tabs>
+      </w:pPr>
+      <w:bookmarkStart w:id="38" w:name="_GoBack"/>
+      <w:bookmarkEnd w:id="38"/>
+      <w:r>
+        <w:fldChar w:fldCharType="begin"/>
+      </w:r>
+      <w:r>
+        <w:instrText xml:space="preserve">TOC \h \c "图"</w:instrText>
+      </w:r>
+      <w:r>
+        <w:fldChar w:fldCharType="separate"/>
+      </w:r>
+      <w:r>
+        <w:fldChar w:fldCharType="begin"/>
+      </w:r>
+      <w:r>
+        <w:instrText xml:space="preserve"> HYPERLINK \l _Toc11997 </w:instrText>
+      </w:r>
+      <w:r>
+        <w:fldChar w:fldCharType="separate"/>
+      </w:r>
+      <w:r>
+        <w:rPr>
+          <w:rFonts w:hint="eastAsia"/>
+          <w:lang w:val="en-US" w:eastAsia="zh-CN"/>
+        </w:rPr>
+        <w:t xml:space="preserve">图 </w:t>
+      </w:r>
+      <w:r>
+        <w:rPr>
+          <w:rFonts w:hint="default"/>
+          <w:lang w:val="en-US" w:eastAsia="zh-CN"/>
+        </w:rPr>
+        <w:t>4</w:t>
+      </w:r>
+      <w:r>
+        <w:rPr>
+          <w:rFonts w:hint="eastAsia"/>
+          <w:lang w:val="en-US" w:eastAsia="zh-CN"/>
+        </w:rPr>
+        <w:t>-</w:t>
+      </w:r>
+      <w:r>
+        <w:t xml:space="preserve">1 </w:t>
+      </w:r>
+      <w:r>
+        <w:rPr>
+          <w:rFonts w:hint="default"/>
+          <w:lang w:val="en-US" w:eastAsia="zh-CN"/>
+        </w:rPr>
+        <w:t xml:space="preserve"> </w:t>
+      </w:r>
+      <w:r>
+        <w:t>供应商管理流程图</w:t>
+      </w:r>
+      <w:r>
+        <w:tab/>
+      </w:r>
+      <w:r>
+        <w:fldChar w:fldCharType="begin"/>
+      </w:r>
+      <w:r>
+        <w:instrText xml:space="preserve"> PAGEREF _Toc11997 \h </w:instrText>
+      </w:r>
+      <w:r>
+        <w:fldChar w:fldCharType="separate"/>
+      </w:r>
+      <w:r>
+        <w:t>6</w:t>
+      </w:r>
+      <w:r>
+        <w:fldChar w:fldCharType="end"/>
+      </w:r>
+      <w:r>
+        <w:fldChar w:fldCharType="end"/>
+      </w:r>
+    </w:p>
+    <w:p>
+      <w:pPr>
+        <w:keepNext w:val="0"/>
+        <w:keepLines w:val="0"/>
+        <w:pageBreakBefore w:val="0"/>
+        <w:widowControl w:val="0"/>
+        <w:kinsoku w:val="0"/>
+        <w:wordWrap/>
+        <w:overflowPunct/>
+        <w:topLinePunct w:val="0"/>
+        <w:autoSpaceDE w:val="0"/>
+        <w:autoSpaceDN w:val="0"/>
+        <w:bidi w:val="0"/>
+        <w:adjustRightInd w:val="0"/>
+        <w:snapToGrid w:val="0"/>
+        <w:textAlignment w:val="baseline"/>
+      </w:pPr>
+      <w:r>
+        <w:fldChar w:fldCharType="end"/>
+      </w:r>
+    </w:p>
+    <w:p>
+      <w:pPr>
+        <w:keepNext w:val="0"/>
+        <w:keepLines w:val="0"/>
+        <w:pageBreakBefore w:val="0"/>
+        <w:widowControl w:val="0"/>
+        <w:kinsoku w:val="0"/>
+        <w:wordWrap/>
+        <w:overflowPunct/>
+        <w:topLinePunct w:val="0"/>
+        <w:autoSpaceDE w:val="0"/>
+        <w:autoSpaceDN w:val="0"/>
+        <w:bidi w:val="0"/>
+        <w:adjustRightInd w:val="0"/>
+        <w:snapToGrid w:val="0"/>
         <w:textAlignment w:val="baseline"/>
         <w:rPr>
           <w:rFonts w:hint="default"/>
@@ -4421,7 +4513,7 @@
         <w:bidi w:val="0"/>
       </w:pPr>
       <w:bookmarkStart w:id="1" w:name="heading_2"/>
-      <w:bookmarkStart w:id="2" w:name="_Toc19300"/>
+      <w:bookmarkStart w:id="2" w:name="_Toc19726"/>
       <w:r>
         <w:t>目的</w:t>
       </w:r>
@@ -4443,7 +4535,7 @@
         <w:bidi w:val="0"/>
       </w:pPr>
       <w:bookmarkStart w:id="3" w:name="heading_3"/>
-      <w:bookmarkStart w:id="4" w:name="_Toc6530"/>
+      <w:bookmarkStart w:id="4" w:name="_Toc21447"/>
       <w:r>
         <w:t>适用范围</w:t>
       </w:r>
@@ -4465,7 +4557,7 @@
         <w:bidi w:val="0"/>
       </w:pPr>
       <w:bookmarkStart w:id="5" w:name="heading_4"/>
-      <w:bookmarkStart w:id="6" w:name="_Toc8571"/>
+      <w:bookmarkStart w:id="6" w:name="_Toc28306"/>
       <w:r>
         <w:t>工作职责</w:t>
       </w:r>
@@ -4589,7 +4681,7 @@
         </w:rPr>
         <w:fldChar w:fldCharType="end"/>
       </w:r>
-      <w:bookmarkStart w:id="7" w:name="_Toc13479"/>
+      <w:bookmarkStart w:id="7" w:name="_Toc11578"/>
       <w:r>
         <w:rPr>
           <w:rFonts w:hint="default"/>
@@ -5511,7 +5603,7 @@
         <w:bidi w:val="0"/>
       </w:pPr>
       <w:bookmarkStart w:id="8" w:name="heading_5"/>
-      <w:bookmarkStart w:id="9" w:name="_Toc5320"/>
+      <w:bookmarkStart w:id="9" w:name="_Toc19641"/>
       <w:r>
         <w:t>综合管理部</w:t>
       </w:r>
@@ -5602,7 +5694,7 @@
         <w:bidi w:val="0"/>
       </w:pPr>
       <w:bookmarkStart w:id="10" w:name="heading_6"/>
-      <w:bookmarkStart w:id="11" w:name="_Toc12969"/>
+      <w:bookmarkStart w:id="11" w:name="_Toc13404"/>
       <w:r>
         <w:t>质量部</w:t>
       </w:r>
@@ -5666,7 +5758,7 @@
         <w:bidi w:val="0"/>
       </w:pPr>
       <w:bookmarkStart w:id="12" w:name="heading_7"/>
-      <w:bookmarkStart w:id="13" w:name="_Toc25945"/>
+      <w:bookmarkStart w:id="13" w:name="_Toc3609"/>
       <w:r>
         <w:t>运维部</w:t>
       </w:r>
@@ -5720,7 +5812,7 @@
         <w:bidi w:val="0"/>
       </w:pPr>
       <w:bookmarkStart w:id="14" w:name="heading_8"/>
-      <w:bookmarkStart w:id="15" w:name="_Toc3389"/>
+      <w:bookmarkStart w:id="15" w:name="_Toc18981"/>
       <w:r>
         <w:t>3.4 技术中心</w:t>
       </w:r>
@@ -5779,7 +5871,7 @@
         <w:pStyle w:val="31"/>
         <w:bidi w:val="0"/>
       </w:pPr>
-      <w:bookmarkStart w:id="17" w:name="_Toc26344"/>
+      <w:bookmarkStart w:id="17" w:name="_Toc2222"/>
       <w:r>
         <w:t>工作流程</w:t>
       </w:r>
@@ -5903,6 +5995,7 @@
         </w:rPr>
         <w:fldChar w:fldCharType="end"/>
       </w:r>
+      <w:bookmarkStart w:id="18" w:name="_Toc11997"/>
       <w:r>
         <w:rPr>
           <w:rFonts w:hint="default"/>
@@ -5913,6 +6006,7 @@
       <w:r>
         <w:t>供应商管理流程图</w:t>
       </w:r>
+      <w:bookmarkEnd w:id="18"/>
     </w:p>
     <w:p>
       <w:pPr>
@@ -5950,26 +6044,26 @@
         <w:pStyle w:val="31"/>
         <w:bidi w:val="0"/>
       </w:pPr>
-      <w:bookmarkStart w:id="18" w:name="heading_10"/>
-      <w:bookmarkStart w:id="19" w:name="_Toc29262"/>
+      <w:bookmarkStart w:id="19" w:name="heading_10"/>
+      <w:bookmarkStart w:id="20" w:name="_Toc18874"/>
       <w:r>
         <w:t>流程说明</w:t>
       </w:r>
-      <w:bookmarkEnd w:id="18"/>
       <w:bookmarkEnd w:id="19"/>
+      <w:bookmarkEnd w:id="20"/>
     </w:p>
     <w:p>
       <w:pPr>
         <w:pStyle w:val="33"/>
         <w:bidi w:val="0"/>
       </w:pPr>
-      <w:bookmarkStart w:id="20" w:name="heading_11"/>
-      <w:bookmarkStart w:id="21" w:name="_Toc8601"/>
+      <w:bookmarkStart w:id="21" w:name="heading_11"/>
+      <w:bookmarkStart w:id="22" w:name="_Toc21134"/>
       <w:r>
         <w:t>供应商的选定</w:t>
       </w:r>
-      <w:bookmarkEnd w:id="20"/>
       <w:bookmarkEnd w:id="21"/>
+      <w:bookmarkEnd w:id="22"/>
     </w:p>
     <w:p>
       <w:pPr>
@@ -6088,7 +6182,7 @@
         </w:rPr>
         <w:fldChar w:fldCharType="end"/>
       </w:r>
-      <w:bookmarkStart w:id="22" w:name="_Toc15726"/>
+      <w:bookmarkStart w:id="23" w:name="_Toc16486"/>
       <w:r>
         <w:rPr>
           <w:rFonts w:hint="default"/>
@@ -6099,7 +6193,7 @@
       <w:r>
         <w:t>供应商选定流程表</w:t>
       </w:r>
-      <w:bookmarkEnd w:id="22"/>
+      <w:bookmarkEnd w:id="23"/>
     </w:p>
     <w:tbl>
       <w:tblPr>
@@ -6790,34 +6884,69 @@
           <w:rFonts w:hint="eastAsia"/>
           <w:lang w:val="en-US" w:eastAsia="zh-CN"/>
         </w:rPr>
-        <w:instrText xml:space="preserve">STYLEREF </w:instrText>
+        <w:instrText xml:space="preserve">STYLEREF "柴_标题1"\n \s</w:instrText>
+      </w:r>
+      <w:r>
+        <w:rPr>
+          <w:rFonts w:hint="default"/>
+          <w:lang w:val="en-US" w:eastAsia="zh-CN"/>
+        </w:rPr>
+        <w:instrText xml:space="preserve"> </w:instrText>
       </w:r>
       <w:r>
         <w:rPr>
           <w:rFonts w:hint="eastAsia"/>
           <w:lang w:val="en-US" w:eastAsia="zh-CN"/>
         </w:rPr>
-        <w:instrText xml:space="preserve">"柴_标题1"\n \s</w:instrText>
+        <w:instrText xml:space="preserve">* Charformat</w:instrText>
       </w:r>
       <w:r>
         <w:rPr>
           <w:rFonts w:hint="default"/>
           <w:lang w:val="en-US" w:eastAsia="zh-CN"/>
         </w:rPr>
-        <w:instrText xml:space="preserve"> </w:instrText>
+        <w:fldChar w:fldCharType="separate"/>
       </w:r>
       <w:r>
         <w:rPr>
           <w:rFonts w:hint="eastAsia"/>
           <w:lang w:val="en-US" w:eastAsia="zh-CN"/>
         </w:rPr>
-        <w:instrText xml:space="preserve">* Charformat</w:instrText>
+        <w:t>5</w:t>
       </w:r>
       <w:r>
         <w:rPr>
           <w:rFonts w:hint="default"/>
           <w:lang w:val="en-US" w:eastAsia="zh-CN"/>
         </w:rPr>
+        <w:fldChar w:fldCharType="end"/>
+      </w:r>
+      <w:r>
+        <w:rPr>
+          <w:rFonts w:hint="eastAsia"/>
+          <w:lang w:val="en-US" w:eastAsia="zh-CN"/>
+        </w:rPr>
+        <w:t>-</w:t>
+      </w:r>
+      <w:r>
+        <w:rPr>
+          <w:rFonts w:hint="eastAsia"/>
+          <w:lang w:val="en-US" w:eastAsia="zh-CN"/>
+        </w:rPr>
+        <w:fldChar w:fldCharType="begin"/>
+      </w:r>
+      <w:r>
+        <w:rPr>
+          <w:rFonts w:hint="eastAsia"/>
+          <w:lang w:val="en-US" w:eastAsia="zh-CN"/>
+        </w:rPr>
+        <w:instrText xml:space="preserve"> SEQ 表 \* ARABIC  \s 1 </w:instrText>
+      </w:r>
+      <w:r>
+        <w:rPr>
+          <w:rFonts w:hint="eastAsia"/>
+          <w:lang w:val="en-US" w:eastAsia="zh-CN"/>
+        </w:rPr>
         <w:fldChar w:fldCharType="separate"/>
       </w:r>
       <w:r>
@@ -6825,73 +6954,31 @@
           <w:rFonts w:hint="eastAsia"/>
           <w:lang w:val="en-US" w:eastAsia="zh-CN"/>
         </w:rPr>
-        <w:t>5</w:t>
-      </w:r>
+        <w:t>2</w:t>
+      </w:r>
+      <w:r>
+        <w:rPr>
+          <w:rFonts w:hint="eastAsia"/>
+          <w:lang w:val="en-US" w:eastAsia="zh-CN"/>
+        </w:rPr>
+        <w:fldChar w:fldCharType="end"/>
+      </w:r>
+      <w:bookmarkStart w:id="24" w:name="_Toc27201"/>
       <w:r>
         <w:rPr>
           <w:rFonts w:hint="default"/>
           <w:lang w:val="en-US" w:eastAsia="zh-CN"/>
         </w:rPr>
-        <w:fldChar w:fldCharType="end"/>
+        <w:t xml:space="preserve"> </w:t>
       </w:r>
       <w:r>
         <w:rPr>
           <w:rFonts w:hint="eastAsia"/>
           <w:lang w:val="en-US" w:eastAsia="zh-CN"/>
         </w:rPr>
-        <w:t>-</w:t>
-      </w:r>
-      <w:r>
-        <w:rPr>
-          <w:rFonts w:hint="eastAsia"/>
-          <w:lang w:val="en-US" w:eastAsia="zh-CN"/>
-        </w:rPr>
-        <w:fldChar w:fldCharType="begin"/>
-      </w:r>
-      <w:r>
-        <w:rPr>
-          <w:rFonts w:hint="eastAsia"/>
-          <w:lang w:val="en-US" w:eastAsia="zh-CN"/>
-        </w:rPr>
-        <w:instrText xml:space="preserve"> SEQ 表 \* ARABIC  \s 1 </w:instrText>
-      </w:r>
-      <w:r>
-        <w:rPr>
-          <w:rFonts w:hint="eastAsia"/>
-          <w:lang w:val="en-US" w:eastAsia="zh-CN"/>
-        </w:rPr>
-        <w:fldChar w:fldCharType="separate"/>
-      </w:r>
-      <w:r>
-        <w:rPr>
-          <w:rFonts w:hint="eastAsia"/>
-          <w:lang w:val="en-US" w:eastAsia="zh-CN"/>
-        </w:rPr>
-        <w:t>2</w:t>
-      </w:r>
-      <w:r>
-        <w:rPr>
-          <w:rFonts w:hint="eastAsia"/>
-          <w:lang w:val="en-US" w:eastAsia="zh-CN"/>
-        </w:rPr>
-        <w:fldChar w:fldCharType="end"/>
-      </w:r>
-      <w:bookmarkStart w:id="23" w:name="_Toc13009"/>
-      <w:r>
-        <w:rPr>
-          <w:rFonts w:hint="default"/>
-          <w:lang w:val="en-US" w:eastAsia="zh-CN"/>
-        </w:rPr>
-        <w:t xml:space="preserve"> </w:t>
-      </w:r>
-      <w:r>
-        <w:rPr>
-          <w:rFonts w:hint="eastAsia"/>
-          <w:lang w:val="en-US" w:eastAsia="zh-CN"/>
-        </w:rPr>
         <w:t>供应商信息调查内容表</w:t>
       </w:r>
-      <w:bookmarkEnd w:id="23"/>
+      <w:bookmarkEnd w:id="24"/>
     </w:p>
     <w:tbl>
       <w:tblPr>
@@ -7629,13 +7716,13 @@
         <w:pStyle w:val="33"/>
         <w:bidi w:val="0"/>
       </w:pPr>
-      <w:bookmarkStart w:id="24" w:name="heading_12"/>
-      <w:bookmarkStart w:id="25" w:name="_Toc3893"/>
+      <w:bookmarkStart w:id="25" w:name="heading_12"/>
+      <w:bookmarkStart w:id="26" w:name="_Toc20055"/>
       <w:r>
         <w:t>合格供应商档案的建立</w:t>
       </w:r>
-      <w:bookmarkEnd w:id="24"/>
       <w:bookmarkEnd w:id="25"/>
+      <w:bookmarkEnd w:id="26"/>
     </w:p>
     <w:p>
       <w:pPr>
@@ -7674,34 +7761,69 @@
           <w:rFonts w:hint="eastAsia"/>
           <w:lang w:val="en-US" w:eastAsia="zh-CN"/>
         </w:rPr>
-        <w:instrText xml:space="preserve">STYLEREF </w:instrText>
+        <w:instrText xml:space="preserve">STYLEREF "柴_标题1"\n \s</w:instrText>
+      </w:r>
+      <w:r>
+        <w:rPr>
+          <w:rFonts w:hint="default"/>
+          <w:lang w:val="en-US" w:eastAsia="zh-CN"/>
+        </w:rPr>
+        <w:instrText xml:space="preserve"> </w:instrText>
       </w:r>
       <w:r>
         <w:rPr>
           <w:rFonts w:hint="eastAsia"/>
           <w:lang w:val="en-US" w:eastAsia="zh-CN"/>
         </w:rPr>
-        <w:instrText xml:space="preserve">"柴_标题1"\n \s</w:instrText>
+        <w:instrText xml:space="preserve">* Charformat</w:instrText>
       </w:r>
       <w:r>
         <w:rPr>
           <w:rFonts w:hint="default"/>
           <w:lang w:val="en-US" w:eastAsia="zh-CN"/>
         </w:rPr>
-        <w:instrText xml:space="preserve"> </w:instrText>
+        <w:fldChar w:fldCharType="separate"/>
       </w:r>
       <w:r>
         <w:rPr>
           <w:rFonts w:hint="eastAsia"/>
           <w:lang w:val="en-US" w:eastAsia="zh-CN"/>
         </w:rPr>
-        <w:instrText xml:space="preserve">* Charformat</w:instrText>
+        <w:t>5</w:t>
       </w:r>
       <w:r>
         <w:rPr>
           <w:rFonts w:hint="default"/>
           <w:lang w:val="en-US" w:eastAsia="zh-CN"/>
         </w:rPr>
+        <w:fldChar w:fldCharType="end"/>
+      </w:r>
+      <w:r>
+        <w:rPr>
+          <w:rFonts w:hint="eastAsia"/>
+          <w:lang w:val="en-US" w:eastAsia="zh-CN"/>
+        </w:rPr>
+        <w:t>-</w:t>
+      </w:r>
+      <w:r>
+        <w:rPr>
+          <w:rFonts w:hint="eastAsia"/>
+          <w:lang w:val="en-US" w:eastAsia="zh-CN"/>
+        </w:rPr>
+        <w:fldChar w:fldCharType="begin"/>
+      </w:r>
+      <w:r>
+        <w:rPr>
+          <w:rFonts w:hint="eastAsia"/>
+          <w:lang w:val="en-US" w:eastAsia="zh-CN"/>
+        </w:rPr>
+        <w:instrText xml:space="preserve"> SEQ 表 \* ARABIC  \s 1 </w:instrText>
+      </w:r>
+      <w:r>
+        <w:rPr>
+          <w:rFonts w:hint="eastAsia"/>
+          <w:lang w:val="en-US" w:eastAsia="zh-CN"/>
+        </w:rPr>
         <w:fldChar w:fldCharType="separate"/>
       </w:r>
       <w:r>
@@ -7709,73 +7831,31 @@
           <w:rFonts w:hint="eastAsia"/>
           <w:lang w:val="en-US" w:eastAsia="zh-CN"/>
         </w:rPr>
-        <w:t>5</w:t>
-      </w:r>
+        <w:t>3</w:t>
+      </w:r>
+      <w:r>
+        <w:rPr>
+          <w:rFonts w:hint="eastAsia"/>
+          <w:lang w:val="en-US" w:eastAsia="zh-CN"/>
+        </w:rPr>
+        <w:fldChar w:fldCharType="end"/>
+      </w:r>
+      <w:bookmarkStart w:id="27" w:name="_Toc11081"/>
       <w:r>
         <w:rPr>
           <w:rFonts w:hint="default"/>
           <w:lang w:val="en-US" w:eastAsia="zh-CN"/>
         </w:rPr>
-        <w:fldChar w:fldCharType="end"/>
+        <w:t xml:space="preserve"> </w:t>
       </w:r>
       <w:r>
         <w:rPr>
           <w:rFonts w:hint="eastAsia"/>
           <w:lang w:val="en-US" w:eastAsia="zh-CN"/>
         </w:rPr>
-        <w:t>-</w:t>
-      </w:r>
-      <w:r>
-        <w:rPr>
-          <w:rFonts w:hint="eastAsia"/>
-          <w:lang w:val="en-US" w:eastAsia="zh-CN"/>
-        </w:rPr>
-        <w:fldChar w:fldCharType="begin"/>
-      </w:r>
-      <w:r>
-        <w:rPr>
-          <w:rFonts w:hint="eastAsia"/>
-          <w:lang w:val="en-US" w:eastAsia="zh-CN"/>
-        </w:rPr>
-        <w:instrText xml:space="preserve"> SEQ 表 \* ARABIC  \s 1 </w:instrText>
-      </w:r>
-      <w:r>
-        <w:rPr>
-          <w:rFonts w:hint="eastAsia"/>
-          <w:lang w:val="en-US" w:eastAsia="zh-CN"/>
-        </w:rPr>
-        <w:fldChar w:fldCharType="separate"/>
-      </w:r>
-      <w:r>
-        <w:rPr>
-          <w:rFonts w:hint="eastAsia"/>
-          <w:lang w:val="en-US" w:eastAsia="zh-CN"/>
-        </w:rPr>
-        <w:t>3</w:t>
-      </w:r>
-      <w:r>
-        <w:rPr>
-          <w:rFonts w:hint="eastAsia"/>
-          <w:lang w:val="en-US" w:eastAsia="zh-CN"/>
-        </w:rPr>
-        <w:fldChar w:fldCharType="end"/>
-      </w:r>
-      <w:bookmarkStart w:id="26" w:name="_Toc18784"/>
-      <w:r>
-        <w:rPr>
-          <w:rFonts w:hint="default"/>
-          <w:lang w:val="en-US" w:eastAsia="zh-CN"/>
-        </w:rPr>
-        <w:t xml:space="preserve"> </w:t>
-      </w:r>
-      <w:r>
-        <w:rPr>
-          <w:rFonts w:hint="eastAsia"/>
-          <w:lang w:val="en-US" w:eastAsia="zh-CN"/>
-        </w:rPr>
         <w:t>供应商档案管理要求表</w:t>
       </w:r>
-      <w:bookmarkEnd w:id="26"/>
+      <w:bookmarkEnd w:id="27"/>
     </w:p>
     <w:tbl>
       <w:tblPr>
@@ -8377,7 +8457,7 @@
         </w:rPr>
         <w:fldChar w:fldCharType="end"/>
       </w:r>
-      <w:bookmarkStart w:id="27" w:name="_Toc15263"/>
+      <w:bookmarkStart w:id="28" w:name="_Toc25598"/>
       <w:r>
         <w:rPr>
           <w:rFonts w:hint="default"/>
@@ -8392,7 +8472,7 @@
         </w:rPr>
         <w:t>供应商考核评分表</w:t>
       </w:r>
-      <w:bookmarkEnd w:id="27"/>
+      <w:bookmarkEnd w:id="28"/>
     </w:p>
     <w:tbl>
       <w:tblPr>
@@ -9440,34 +9520,69 @@
           <w:rFonts w:hint="eastAsia"/>
           <w:lang w:val="en-US" w:eastAsia="zh-CN"/>
         </w:rPr>
-        <w:instrText xml:space="preserve">STYLEREF </w:instrText>
+        <w:instrText xml:space="preserve">STYLEREF "柴_标题1"\n \s</w:instrText>
+      </w:r>
+      <w:r>
+        <w:rPr>
+          <w:rFonts w:hint="default"/>
+          <w:lang w:val="en-US" w:eastAsia="zh-CN"/>
+        </w:rPr>
+        <w:instrText xml:space="preserve"> </w:instrText>
       </w:r>
       <w:r>
         <w:rPr>
           <w:rFonts w:hint="eastAsia"/>
           <w:lang w:val="en-US" w:eastAsia="zh-CN"/>
         </w:rPr>
-        <w:instrText xml:space="preserve">"柴_标题1"\n \s</w:instrText>
+        <w:instrText xml:space="preserve">* Charformat</w:instrText>
       </w:r>
       <w:r>
         <w:rPr>
           <w:rFonts w:hint="default"/>
           <w:lang w:val="en-US" w:eastAsia="zh-CN"/>
         </w:rPr>
-        <w:instrText xml:space="preserve"> </w:instrText>
+        <w:fldChar w:fldCharType="separate"/>
       </w:r>
       <w:r>
         <w:rPr>
           <w:rFonts w:hint="eastAsia"/>
           <w:lang w:val="en-US" w:eastAsia="zh-CN"/>
         </w:rPr>
-        <w:instrText xml:space="preserve">* Charformat</w:instrText>
+        <w:t>5</w:t>
       </w:r>
       <w:r>
         <w:rPr>
           <w:rFonts w:hint="default"/>
           <w:lang w:val="en-US" w:eastAsia="zh-CN"/>
         </w:rPr>
+        <w:fldChar w:fldCharType="end"/>
+      </w:r>
+      <w:r>
+        <w:rPr>
+          <w:rFonts w:hint="eastAsia"/>
+          <w:lang w:val="en-US" w:eastAsia="zh-CN"/>
+        </w:rPr>
+        <w:t>-</w:t>
+      </w:r>
+      <w:r>
+        <w:rPr>
+          <w:rFonts w:hint="eastAsia"/>
+          <w:lang w:val="en-US" w:eastAsia="zh-CN"/>
+        </w:rPr>
+        <w:fldChar w:fldCharType="begin"/>
+      </w:r>
+      <w:r>
+        <w:rPr>
+          <w:rFonts w:hint="eastAsia"/>
+          <w:lang w:val="en-US" w:eastAsia="zh-CN"/>
+        </w:rPr>
+        <w:instrText xml:space="preserve"> SEQ 表 \* ARABIC  \s 1 </w:instrText>
+      </w:r>
+      <w:r>
+        <w:rPr>
+          <w:rFonts w:hint="eastAsia"/>
+          <w:lang w:val="en-US" w:eastAsia="zh-CN"/>
+        </w:rPr>
         <w:fldChar w:fldCharType="separate"/>
       </w:r>
       <w:r>
@@ -9479,69 +9594,27 @@
       </w:r>
       <w:r>
         <w:rPr>
+          <w:rFonts w:hint="eastAsia"/>
+          <w:lang w:val="en-US" w:eastAsia="zh-CN"/>
+        </w:rPr>
+        <w:fldChar w:fldCharType="end"/>
+      </w:r>
+      <w:bookmarkStart w:id="29" w:name="_Toc21898"/>
+      <w:r>
+        <w:rPr>
           <w:rFonts w:hint="default"/>
           <w:lang w:val="en-US" w:eastAsia="zh-CN"/>
         </w:rPr>
-        <w:fldChar w:fldCharType="end"/>
+        <w:t xml:space="preserve"> </w:t>
       </w:r>
       <w:r>
         <w:rPr>
           <w:rFonts w:hint="eastAsia"/>
           <w:lang w:val="en-US" w:eastAsia="zh-CN"/>
         </w:rPr>
-        <w:t>-</w:t>
-      </w:r>
-      <w:r>
-        <w:rPr>
-          <w:rFonts w:hint="eastAsia"/>
-          <w:lang w:val="en-US" w:eastAsia="zh-CN"/>
-        </w:rPr>
-        <w:fldChar w:fldCharType="begin"/>
-      </w:r>
-      <w:r>
-        <w:rPr>
-          <w:rFonts w:hint="eastAsia"/>
-          <w:lang w:val="en-US" w:eastAsia="zh-CN"/>
-        </w:rPr>
-        <w:instrText xml:space="preserve"> SEQ 表 \* ARABIC  \s 1 </w:instrText>
-      </w:r>
-      <w:r>
-        <w:rPr>
-          <w:rFonts w:hint="eastAsia"/>
-          <w:lang w:val="en-US" w:eastAsia="zh-CN"/>
-        </w:rPr>
-        <w:fldChar w:fldCharType="separate"/>
-      </w:r>
-      <w:r>
-        <w:rPr>
-          <w:rFonts w:hint="eastAsia"/>
-          <w:lang w:val="en-US" w:eastAsia="zh-CN"/>
-        </w:rPr>
-        <w:t>5</w:t>
-      </w:r>
-      <w:r>
-        <w:rPr>
-          <w:rFonts w:hint="eastAsia"/>
-          <w:lang w:val="en-US" w:eastAsia="zh-CN"/>
-        </w:rPr>
-        <w:fldChar w:fldCharType="end"/>
-      </w:r>
-      <w:bookmarkStart w:id="28" w:name="_Toc9546"/>
-      <w:r>
-        <w:rPr>
-          <w:rFonts w:hint="default"/>
-          <w:lang w:val="en-US" w:eastAsia="zh-CN"/>
-        </w:rPr>
-        <w:t xml:space="preserve"> </w:t>
-      </w:r>
-      <w:r>
-        <w:rPr>
-          <w:rFonts w:hint="eastAsia"/>
-          <w:lang w:val="en-US" w:eastAsia="zh-CN"/>
-        </w:rPr>
         <w:t>供应商激励与改进措施表</w:t>
       </w:r>
-      <w:bookmarkEnd w:id="28"/>
+      <w:bookmarkEnd w:id="29"/>
     </w:p>
     <w:tbl>
       <w:tblPr>
@@ -10276,13 +10349,13 @@
         <w:pStyle w:val="33"/>
         <w:bidi w:val="0"/>
       </w:pPr>
-      <w:bookmarkStart w:id="29" w:name="heading_13"/>
-      <w:bookmarkStart w:id="30" w:name="_Toc17430"/>
+      <w:bookmarkStart w:id="30" w:name="heading_13"/>
+      <w:bookmarkStart w:id="31" w:name="_Toc27036"/>
       <w:r>
         <w:t>合格供应商的年度评审</w:t>
       </w:r>
-      <w:bookmarkEnd w:id="29"/>
       <w:bookmarkEnd w:id="30"/>
+      <w:bookmarkEnd w:id="31"/>
     </w:p>
     <w:p>
       <w:pPr>
@@ -10406,7 +10479,7 @@
         </w:rPr>
         <w:fldChar w:fldCharType="end"/>
       </w:r>
-      <w:bookmarkStart w:id="31" w:name="_Toc5541"/>
+      <w:bookmarkStart w:id="32" w:name="_Toc11466"/>
       <w:r>
         <w:rPr>
           <w:rFonts w:hint="default"/>
@@ -10421,7 +10494,7 @@
         </w:rPr>
         <w:t>年度评审要求表</w:t>
       </w:r>
-      <w:bookmarkEnd w:id="31"/>
+      <w:bookmarkEnd w:id="32"/>
     </w:p>
     <w:tbl>
       <w:tblPr>
@@ -10986,13 +11059,13 @@
         <w:pStyle w:val="31"/>
         <w:bidi w:val="0"/>
       </w:pPr>
-      <w:bookmarkStart w:id="32" w:name="heading_15"/>
-      <w:bookmarkStart w:id="33" w:name="_Toc7110"/>
+      <w:bookmarkStart w:id="33" w:name="heading_15"/>
+      <w:bookmarkStart w:id="34" w:name="_Toc14241"/>
       <w:r>
         <w:t>相关文件</w:t>
       </w:r>
-      <w:bookmarkEnd w:id="32"/>
       <w:bookmarkEnd w:id="33"/>
+      <w:bookmarkEnd w:id="34"/>
     </w:p>
     <w:p>
       <w:pPr>
@@ -11055,15 +11128,13 @@
         <w:pStyle w:val="31"/>
         <w:bidi w:val="0"/>
       </w:pPr>
-      <w:bookmarkStart w:id="34" w:name="heading_16"/>
-      <w:bookmarkStart w:id="35" w:name="_Toc9075"/>
+      <w:bookmarkStart w:id="35" w:name="heading_16"/>
+      <w:bookmarkStart w:id="36" w:name="_Toc19210"/>
       <w:r>
         <w:t>输出的文件及记录</w:t>
       </w:r>
-      <w:bookmarkEnd w:id="34"/>
       <w:bookmarkEnd w:id="35"/>
-      <w:bookmarkStart w:id="37" w:name="_GoBack"/>
-      <w:bookmarkEnd w:id="37"/>
+      <w:bookmarkEnd w:id="36"/>
     </w:p>
     <w:p>
       <w:pPr>
@@ -11186,7 +11257,7 @@
         </w:rPr>
         <w:fldChar w:fldCharType="end"/>
       </w:r>
-      <w:bookmarkStart w:id="36" w:name="_Toc31080"/>
+      <w:bookmarkStart w:id="37" w:name="_Toc4720"/>
       <w:r>
         <w:rPr>
           <w:rFonts w:hint="default"/>
@@ -11201,7 +11272,7 @@
         </w:rPr>
         <w:t>输出文件记录表</w:t>
       </w:r>
-      <w:bookmarkEnd w:id="36"/>
+      <w:bookmarkEnd w:id="37"/>
     </w:p>
     <w:tbl>
       <w:tblPr>
